--- a/downloads/teacher/05 Materials/Unit 04/Slides/Slides 04.15 - Pitch and Gallery Walk.docx
+++ b/downloads/teacher/05 Materials/Unit 04/Slides/Slides 04.15 - Pitch and Gallery Walk.docx
@@ -19,367 +19,455 @@
       <w:r>
         <w:t xml:space="preserve">Slide outline for Lesson 4.15. Twelve slides, one day. This is the last day of Project 04 and the turn-in day.</w:t>
       </w:r>
+    </w:p>
+    <w:p>
+      <w:pPr>
+        <w:pStyle w:val="Heading2"/>
+      </w:pPr>
+      <w:bookmarkStart w:id="21" w:name="slide-1-do-now"/>
+      <w:r>
+        <w:t xml:space="preserve">Slide 1: Do now</w:t>
+      </w:r>
+      <w:bookmarkEnd w:id="21"/>
+    </w:p>
+    <w:p>
+      <w:pPr>
+        <w:numPr>
+          <w:ilvl w:val="0"/>
+          <w:numId w:val="1001"/>
+        </w:numPr>
+        <w:pStyle w:val="Compact"/>
+      </w:pPr>
+      <w:r>
+        <w:t xml:space="preserve">Write the one sentence you will say first to your client. It must name the client and the need.</w:t>
+      </w:r>
+    </w:p>
+    <w:p>
+      <w:pPr>
+        <w:numPr>
+          <w:ilvl w:val="0"/>
+          <w:numId w:val="1001"/>
+        </w:numPr>
+        <w:pStyle w:val="Compact"/>
+      </w:pPr>
+      <w:r>
+        <w:t xml:space="preserve">Then write the number you are proudest of on your Budget Sheet</w:t>
+      </w:r>
+    </w:p>
+    <w:p>
+      <w:pPr>
+        <w:numPr>
+          <w:ilvl w:val="0"/>
+          <w:numId w:val="1001"/>
+        </w:numPr>
+        <w:pStyle w:val="Compact"/>
+      </w:pPr>
+      <w:r>
+        <w:t xml:space="preserve">Two minutes</w:t>
+      </w:r>
+    </w:p>
+    <w:p>
+      <w:pPr>
+        <w:numPr>
+          <w:ilvl w:val="0"/>
+          <w:numId w:val="1001"/>
+        </w:numPr>
+        <w:pStyle w:val="Compact"/>
+      </w:pPr>
+      <w:r>
+        <w:t xml:space="preserve">Also today: staple your do-now stack, every floor plan sketch from Lesson 4.10 to yesterday, in order, name on the first sheet</w:t>
+      </w:r>
       <w:r>
         <w:t xml:space="preserve"> </w:t>
       </w:r>
       <w:r>
-        <w:rPr>
-          <w:rStyle w:val="TeacherNote"/>
-        </w:rPr>
-        <w:t xml:space="preserve">[Sal: on slide 3, your Orangetheory line belongs here: the client does not buy the room, the client buys the problem going away.]</w:t>
+        <w:t xml:space="preserve">Notes: Two students read their sentence. A team that cannot fill the client and the need has drifted from the brief; go to that station first during the rehearsal.</w:t>
       </w:r>
     </w:p>
     <w:p>
       <w:pPr>
         <w:pStyle w:val="Heading2"/>
       </w:pPr>
-      <w:bookmarkStart w:id="21" w:name="slide-1-do-now"/>
-      <w:r>
-        <w:t xml:space="preserve">Slide 1: Do now</w:t>
-      </w:r>
-      <w:bookmarkEnd w:id="21"/>
-    </w:p>
-    <w:p>
-      <w:pPr>
-        <w:numPr>
-          <w:ilvl w:val="0"/>
-          <w:numId w:val="1001"/>
-        </w:numPr>
-        <w:pStyle w:val="Compact"/>
-      </w:pPr>
-      <w:r>
-        <w:t xml:space="preserve">Write the one sentence you will say first to your client. It must name the client and the need.</w:t>
-      </w:r>
-    </w:p>
-    <w:p>
-      <w:pPr>
-        <w:numPr>
-          <w:ilvl w:val="0"/>
-          <w:numId w:val="1001"/>
-        </w:numPr>
-        <w:pStyle w:val="Compact"/>
-      </w:pPr>
-      <w:r>
-        <w:t xml:space="preserve">Then write the number you are proudest of on your Budget Sheet</w:t>
-      </w:r>
-    </w:p>
-    <w:p>
-      <w:pPr>
-        <w:numPr>
-          <w:ilvl w:val="0"/>
-          <w:numId w:val="1001"/>
-        </w:numPr>
-        <w:pStyle w:val="Compact"/>
-      </w:pPr>
-      <w:r>
-        <w:t xml:space="preserve">Two minutes</w:t>
-      </w:r>
-    </w:p>
-    <w:p>
-      <w:pPr>
-        <w:numPr>
-          <w:ilvl w:val="0"/>
-          <w:numId w:val="1001"/>
-        </w:numPr>
-        <w:pStyle w:val="Compact"/>
-      </w:pPr>
-      <w:r>
-        <w:t xml:space="preserve">Also today: staple your do-now stack, every floor plan sketch from Lesson 4.10 to yesterday, in order, name on the first sheet</w:t>
+      <w:bookmarkStart w:id="22" w:name="slide-2-pitch-and-gallery-walk"/>
+      <w:r>
+        <w:t xml:space="preserve">Slide 2: Pitch and Gallery Walk</w:t>
+      </w:r>
+      <w:bookmarkEnd w:id="22"/>
+    </w:p>
+    <w:p>
+      <w:pPr>
+        <w:numPr>
+          <w:ilvl w:val="0"/>
+          <w:numId w:val="1002"/>
+        </w:numPr>
+        <w:pStyle w:val="Compact"/>
+      </w:pPr>
+      <w:r>
+        <w:t xml:space="preserve">Lesson 4.15, the last day of the project</w:t>
+      </w:r>
+    </w:p>
+    <w:p>
+      <w:pPr>
+        <w:numPr>
+          <w:ilvl w:val="0"/>
+          <w:numId w:val="1002"/>
+        </w:numPr>
+        <w:pStyle w:val="Compact"/>
+      </w:pPr>
+      <w:r>
+        <w:t xml:space="preserve">Sixty seconds to your client, then a gallery walk</w:t>
+      </w:r>
+    </w:p>
+    <w:p>
+      <w:pPr>
+        <w:numPr>
+          <w:ilvl w:val="0"/>
+          <w:numId w:val="1002"/>
+        </w:numPr>
+        <w:pStyle w:val="Compact"/>
+      </w:pPr>
+      <w:r>
+        <w:t xml:space="preserve">A design is finished when the client says yes</w:t>
+      </w:r>
+    </w:p>
+    <w:p>
+      <w:pPr>
+        <w:numPr>
+          <w:ilvl w:val="0"/>
+          <w:numId w:val="1002"/>
+        </w:numPr>
+        <w:pStyle w:val="Compact"/>
+      </w:pPr>
+      <w:r>
+        <w:t xml:space="preserve">Can you sell a room to the person who has to live in it?</w:t>
       </w:r>
       <w:r>
         <w:t xml:space="preserve"> </w:t>
       </w:r>
       <w:r>
-        <w:t xml:space="preserve">Notes: Two students read their sentence. A team that cannot fill the client and the need has drifted from the brief; go to that station first during the rehearsal.</w:t>
+        <w:t xml:space="preserve">Image: the models set out on tables around the room, each with its client card face up.</w:t>
       </w:r>
     </w:p>
     <w:p>
       <w:pPr>
         <w:pStyle w:val="Heading2"/>
       </w:pPr>
-      <w:bookmarkStart w:id="22" w:name="slide-2-pitch-and-gallery-walk"/>
-      <w:r>
-        <w:t xml:space="preserve">Slide 2: Pitch and Gallery Walk</w:t>
-      </w:r>
-      <w:bookmarkEnd w:id="22"/>
-    </w:p>
-    <w:p>
-      <w:pPr>
-        <w:numPr>
-          <w:ilvl w:val="0"/>
-          <w:numId w:val="1002"/>
-        </w:numPr>
-        <w:pStyle w:val="Compact"/>
-      </w:pPr>
-      <w:r>
-        <w:t xml:space="preserve">Lesson 4.15, the last day of the project</w:t>
-      </w:r>
-    </w:p>
-    <w:p>
-      <w:pPr>
-        <w:numPr>
-          <w:ilvl w:val="0"/>
-          <w:numId w:val="1002"/>
-        </w:numPr>
-        <w:pStyle w:val="Compact"/>
-      </w:pPr>
-      <w:r>
-        <w:t xml:space="preserve">Sixty seconds to your client, then a gallery walk</w:t>
-      </w:r>
-    </w:p>
-    <w:p>
-      <w:pPr>
-        <w:numPr>
-          <w:ilvl w:val="0"/>
-          <w:numId w:val="1002"/>
-        </w:numPr>
-        <w:pStyle w:val="Compact"/>
-      </w:pPr>
-      <w:r>
-        <w:t xml:space="preserve">A design is finished when the client says yes</w:t>
-      </w:r>
-    </w:p>
-    <w:p>
-      <w:pPr>
-        <w:numPr>
-          <w:ilvl w:val="0"/>
-          <w:numId w:val="1002"/>
-        </w:numPr>
-        <w:pStyle w:val="Compact"/>
-      </w:pPr>
-      <w:r>
-        <w:t xml:space="preserve">Can you sell a room to the person who has to live in it?</w:t>
+      <w:bookmarkStart w:id="23" w:name="slide-3-in-one-minute-the-client-decides"/>
+      <w:r>
+        <w:t xml:space="preserve">Slide 3: In one minute, the client decides</w:t>
+      </w:r>
+      <w:bookmarkEnd w:id="23"/>
+    </w:p>
+    <w:p>
+      <w:pPr>
+        <w:numPr>
+          <w:ilvl w:val="0"/>
+          <w:numId w:val="1003"/>
+        </w:numPr>
+        <w:pStyle w:val="Compact"/>
+      </w:pPr>
+      <w:r>
+        <w:t xml:space="preserve">Not because they read your Budget Sheet</w:t>
+      </w:r>
+    </w:p>
+    <w:p>
+      <w:pPr>
+        <w:numPr>
+          <w:ilvl w:val="0"/>
+          <w:numId w:val="1003"/>
+        </w:numPr>
+        <w:pStyle w:val="Compact"/>
+      </w:pPr>
+      <w:r>
+        <w:t xml:space="preserve">Because you told them, in their words, that this room solves their problem</w:t>
+      </w:r>
+    </w:p>
+    <w:p>
+      <w:pPr>
+        <w:numPr>
+          <w:ilvl w:val="0"/>
+          <w:numId w:val="1003"/>
+        </w:numPr>
+        <w:pStyle w:val="Compact"/>
+      </w:pPr>
+      <w:r>
+        <w:t xml:space="preserve">Sixty seconds. The timer does not care what you have left to say.</w:t>
       </w:r>
       <w:r>
         <w:t xml:space="preserve"> </w:t>
       </w:r>
       <w:r>
-        <w:t xml:space="preserve">Image: the models set out on tables around the room, each with its client card face up.</w:t>
+        <w:t xml:space="preserve">Notes: One minute on this, no more. Then straight to the planner.</w:t>
       </w:r>
     </w:p>
     <w:p>
       <w:pPr>
         <w:pStyle w:val="Heading2"/>
       </w:pPr>
-      <w:bookmarkStart w:id="23" w:name="slide-3-in-one-minute-the-client-decides"/>
-      <w:r>
-        <w:t xml:space="preserve">Slide 3: In one minute, the client decides</w:t>
-      </w:r>
-      <w:bookmarkEnd w:id="23"/>
-    </w:p>
-    <w:p>
-      <w:pPr>
-        <w:numPr>
-          <w:ilvl w:val="0"/>
-          <w:numId w:val="1003"/>
-        </w:numPr>
-        <w:pStyle w:val="Compact"/>
-      </w:pPr>
-      <w:r>
-        <w:t xml:space="preserve">Not because they read your Budget Sheet</w:t>
-      </w:r>
-    </w:p>
-    <w:p>
-      <w:pPr>
-        <w:numPr>
-          <w:ilvl w:val="0"/>
-          <w:numId w:val="1003"/>
-        </w:numPr>
-        <w:pStyle w:val="Compact"/>
-      </w:pPr>
-      <w:r>
-        <w:t xml:space="preserve">Because you told them, in their words, that this room solves their problem</w:t>
-      </w:r>
-    </w:p>
-    <w:p>
-      <w:pPr>
-        <w:numPr>
-          <w:ilvl w:val="0"/>
-          <w:numId w:val="1003"/>
-        </w:numPr>
-        <w:pStyle w:val="Compact"/>
-      </w:pPr>
-      <w:r>
-        <w:rPr>
-          <w:rStyle w:val="TeacherNote"/>
-        </w:rPr>
-        <w:t xml:space="preserve">[Sal: your line from Orangetheory here.]</w:t>
-      </w:r>
-    </w:p>
-    <w:p>
-      <w:pPr>
-        <w:numPr>
-          <w:ilvl w:val="0"/>
-          <w:numId w:val="1003"/>
-        </w:numPr>
-        <w:pStyle w:val="Compact"/>
-      </w:pPr>
-      <w:r>
-        <w:t xml:space="preserve">Sixty seconds. The timer does not care what you have left to say.</w:t>
+      <w:bookmarkStart w:id="24" w:name="slide-4-the-five-parts-in-this-order"/>
+      <w:r>
+        <w:t xml:space="preserve">Slide 4: The five parts, in this order</w:t>
+      </w:r>
+      <w:bookmarkEnd w:id="24"/>
+    </w:p>
+    <w:p>
+      <w:pPr>
+        <w:numPr>
+          <w:ilvl w:val="0"/>
+          <w:numId w:val="1004"/>
+        </w:numPr>
+        <w:pStyle w:val="Compact"/>
+      </w:pPr>
+      <w:r>
+        <w:t xml:space="preserve">The client and the need. Say this first.</w:t>
+      </w:r>
+    </w:p>
+    <w:p>
+      <w:pPr>
+        <w:numPr>
+          <w:ilvl w:val="0"/>
+          <w:numId w:val="1004"/>
+        </w:numPr>
+        <w:pStyle w:val="Compact"/>
+      </w:pPr>
+      <w:r>
+        <w:t xml:space="preserve">The plan and the path. Point to it.</w:t>
+      </w:r>
+    </w:p>
+    <w:p>
+      <w:pPr>
+        <w:numPr>
+          <w:ilvl w:val="0"/>
+          <w:numId w:val="1004"/>
+        </w:numPr>
+        <w:pStyle w:val="Compact"/>
+      </w:pPr>
+      <w:r>
+        <w:t xml:space="preserve">The budget total and the hardest trade-off.</w:t>
+      </w:r>
+    </w:p>
+    <w:p>
+      <w:pPr>
+        <w:numPr>
+          <w:ilvl w:val="0"/>
+          <w:numId w:val="1004"/>
+        </w:numPr>
+        <w:pStyle w:val="Compact"/>
+      </w:pPr>
+      <w:r>
+        <w:t xml:space="preserve">The color scheme and the mood. Point to the model.</w:t>
+      </w:r>
+    </w:p>
+    <w:p>
+      <w:pPr>
+        <w:numPr>
+          <w:ilvl w:val="0"/>
+          <w:numId w:val="1004"/>
+        </w:numPr>
+        <w:pStyle w:val="Compact"/>
+      </w:pPr>
+      <w:r>
+        <w:t xml:space="preserve">The green feature and the safe feature. Point to the labels.</w:t>
       </w:r>
       <w:r>
         <w:t xml:space="preserve"> </w:t>
       </w:r>
       <w:r>
-        <w:t xml:space="preserve">Notes: One minute on this, no more. Then straight to the planner.</w:t>
+        <w:t xml:space="preserve">Image: the five boxes of the picture pitch card in a row with their icons: a person, a floor plan, a dollar sign, a paint chip, a leaf and a shield.</w:t>
+      </w:r>
+      <w:r>
+        <w:t xml:space="preserve"> </w:t>
+      </w:r>
+      <w:r>
+        <w:t xml:space="preserve">Notes: The common mistake is describing the room (</w:t>
+      </w:r>
+      <w:r>
+        <w:t xml:space="preserve">“</w:t>
+      </w:r>
+      <w:r>
+        <w:t xml:space="preserve">the bed is here, the desk is here</w:t>
+      </w:r>
+      <w:r>
+        <w:t xml:space="preserve">”</w:t>
+      </w:r>
+      <w:r>
+        <w:t xml:space="preserve">) and never saying the need. The clipboard has part 1 first for a reason.</w:t>
       </w:r>
     </w:p>
     <w:p>
       <w:pPr>
         <w:pStyle w:val="Heading2"/>
       </w:pPr>
-      <w:bookmarkStart w:id="24" w:name="slide-4-the-five-parts-in-this-order"/>
-      <w:r>
-        <w:t xml:space="preserve">Slide 4: The five parts, in this order</w:t>
-      </w:r>
-      <w:bookmarkEnd w:id="24"/>
-    </w:p>
-    <w:p>
-      <w:pPr>
-        <w:numPr>
-          <w:ilvl w:val="0"/>
-          <w:numId w:val="1004"/>
-        </w:numPr>
-        <w:pStyle w:val="Compact"/>
-      </w:pPr>
-      <w:r>
-        <w:t xml:space="preserve">The client and the need. Say this first.</w:t>
-      </w:r>
-    </w:p>
-    <w:p>
-      <w:pPr>
-        <w:numPr>
-          <w:ilvl w:val="0"/>
-          <w:numId w:val="1004"/>
-        </w:numPr>
-        <w:pStyle w:val="Compact"/>
-      </w:pPr>
-      <w:r>
-        <w:t xml:space="preserve">The plan and the path. Point to it.</w:t>
-      </w:r>
-    </w:p>
-    <w:p>
-      <w:pPr>
-        <w:numPr>
-          <w:ilvl w:val="0"/>
-          <w:numId w:val="1004"/>
-        </w:numPr>
-        <w:pStyle w:val="Compact"/>
-      </w:pPr>
-      <w:r>
-        <w:t xml:space="preserve">The budget total and the hardest trade-off.</w:t>
-      </w:r>
-    </w:p>
-    <w:p>
-      <w:pPr>
-        <w:numPr>
-          <w:ilvl w:val="0"/>
-          <w:numId w:val="1004"/>
-        </w:numPr>
-        <w:pStyle w:val="Compact"/>
-      </w:pPr>
-      <w:r>
-        <w:t xml:space="preserve">The color scheme and the mood. Point to the model.</w:t>
-      </w:r>
-    </w:p>
-    <w:p>
-      <w:pPr>
-        <w:numPr>
-          <w:ilvl w:val="0"/>
-          <w:numId w:val="1004"/>
-        </w:numPr>
-        <w:pStyle w:val="Compact"/>
-      </w:pPr>
-      <w:r>
-        <w:t xml:space="preserve">The green feature and the safe feature. Point to the labels.</w:t>
+      <w:bookmarkStart w:id="25" w:name="slide-5-fill-the-planner-rehearse-once"/>
+      <w:r>
+        <w:t xml:space="preserve">Slide 5: Fill the planner, rehearse once</w:t>
+      </w:r>
+      <w:bookmarkEnd w:id="25"/>
+    </w:p>
+    <w:p>
+      <w:pPr>
+        <w:numPr>
+          <w:ilvl w:val="0"/>
+          <w:numId w:val="1005"/>
+        </w:numPr>
+        <w:pStyle w:val="Compact"/>
+      </w:pPr>
+      <w:r>
+        <w:t xml:space="preserve">Every teammate says at least one part. Write who says what.</w:t>
+      </w:r>
+    </w:p>
+    <w:p>
+      <w:pPr>
+        <w:numPr>
+          <w:ilvl w:val="0"/>
+          <w:numId w:val="1005"/>
+        </w:numPr>
+        <w:pStyle w:val="Compact"/>
+      </w:pPr>
+      <w:r>
+        <w:t xml:space="preserve">Use the sentence starters</w:t>
+      </w:r>
+    </w:p>
+    <w:p>
+      <w:pPr>
+        <w:numPr>
+          <w:ilvl w:val="0"/>
+          <w:numId w:val="1005"/>
+        </w:numPr>
+        <w:pStyle w:val="Compact"/>
+      </w:pPr>
+      <w:r>
+        <w:t xml:space="preserve">Rehearse once with the timer. Over sixty seconds? Cut words, not parts.</w:t>
+      </w:r>
+    </w:p>
+    <w:p>
+      <w:pPr>
+        <w:numPr>
+          <w:ilvl w:val="0"/>
+          <w:numId w:val="1005"/>
+        </w:numPr>
+        <w:pStyle w:val="Compact"/>
+      </w:pPr>
+      <w:r>
+        <w:t xml:space="preserve">Eight minutes. Teams still finishing labels: finish them now and rehearse from the planner.</w:t>
       </w:r>
       <w:r>
         <w:t xml:space="preserve"> </w:t>
       </w:r>
       <w:r>
-        <w:t xml:space="preserve">Image: the five boxes of the picture pitch card in a row with their icons: a person, a floor plan, a dollar sign, a paint chip, a leaf and a shield.</w:t>
+        <w:t xml:space="preserve">Image: a filled pitch planner with the</w:t>
       </w:r>
       <w:r>
         <w:t xml:space="preserve"> </w:t>
       </w:r>
       <w:r>
-        <w:t xml:space="preserve">Notes: The common mistake is describing the room (</w:t>
-      </w:r>
-      <w:r>
         <w:t xml:space="preserve">“</w:t>
       </w:r>
       <w:r>
-        <w:t xml:space="preserve">the bed is here, the desk is here</w:t>
+        <w:t xml:space="preserve">who says it</w:t>
       </w:r>
       <w:r>
         <w:t xml:space="preserve">”</w:t>
       </w:r>
       <w:r>
-        <w:t xml:space="preserve">) and never saying the need. The clipboard has part 1 first for a reason.</w:t>
+        <w:t xml:space="preserve"> </w:t>
+      </w:r>
+      <w:r>
+        <w:t xml:space="preserve">column completed.</w:t>
       </w:r>
     </w:p>
     <w:p>
       <w:pPr>
         <w:pStyle w:val="Heading2"/>
       </w:pPr>
-      <w:bookmarkStart w:id="25" w:name="slide-5-fill-the-planner-rehearse-once"/>
-      <w:r>
-        <w:t xml:space="preserve">Slide 5: Fill the planner, rehearse once</w:t>
-      </w:r>
-      <w:bookmarkEnd w:id="25"/>
-    </w:p>
-    <w:p>
-      <w:pPr>
-        <w:numPr>
-          <w:ilvl w:val="0"/>
-          <w:numId w:val="1005"/>
-        </w:numPr>
-        <w:pStyle w:val="Compact"/>
-      </w:pPr>
-      <w:r>
-        <w:t xml:space="preserve">Every teammate says at least one part. Write who says what.</w:t>
-      </w:r>
-    </w:p>
-    <w:p>
-      <w:pPr>
-        <w:numPr>
-          <w:ilvl w:val="0"/>
-          <w:numId w:val="1005"/>
-        </w:numPr>
-        <w:pStyle w:val="Compact"/>
-      </w:pPr>
-      <w:r>
-        <w:t xml:space="preserve">Use the sentence starters</w:t>
-      </w:r>
-    </w:p>
-    <w:p>
-      <w:pPr>
-        <w:numPr>
-          <w:ilvl w:val="0"/>
-          <w:numId w:val="1005"/>
-        </w:numPr>
-        <w:pStyle w:val="Compact"/>
-      </w:pPr>
-      <w:r>
-        <w:t xml:space="preserve">Rehearse once with the timer. Over sixty seconds? Cut words, not parts.</w:t>
-      </w:r>
-    </w:p>
-    <w:p>
-      <w:pPr>
-        <w:numPr>
-          <w:ilvl w:val="0"/>
-          <w:numId w:val="1005"/>
-        </w:numPr>
-        <w:pStyle w:val="Compact"/>
-      </w:pPr>
-      <w:r>
-        <w:t xml:space="preserve">Eight minutes. Teams still finishing labels: finish them now and rehearse from the planner.</w:t>
+      <w:bookmarkStart w:id="26" w:name="slide-6-guess-the-clients-question"/>
+      <w:r>
+        <w:t xml:space="preserve">Slide 6: Guess the client’s question</w:t>
+      </w:r>
+      <w:bookmarkEnd w:id="26"/>
+    </w:p>
+    <w:p>
+      <w:pPr>
+        <w:numPr>
+          <w:ilvl w:val="0"/>
+          <w:numId w:val="1006"/>
+        </w:numPr>
+        <w:pStyle w:val="Compact"/>
+      </w:pPr>
+      <w:r>
+        <w:t xml:space="preserve">After sixty seconds, your client asks one question from the card</w:t>
+      </w:r>
+    </w:p>
+    <w:p>
+      <w:pPr>
+        <w:numPr>
+          <w:ilvl w:val="0"/>
+          <w:numId w:val="1006"/>
+        </w:numPr>
+        <w:pStyle w:val="Compact"/>
+      </w:pPr>
+      <w:r>
+        <w:t xml:space="preserve">“</w:t>
+      </w:r>
+      <w:r>
+        <w:t xml:space="preserve">Where does my walker go at night?</w:t>
+      </w:r>
+      <w:r>
+        <w:t xml:space="preserve">”</w:t>
+      </w:r>
+    </w:p>
+    <w:p>
+      <w:pPr>
+        <w:numPr>
+          <w:ilvl w:val="0"/>
+          <w:numId w:val="1006"/>
+        </w:numPr>
+        <w:pStyle w:val="Compact"/>
+      </w:pPr>
+      <w:r>
+        <w:t xml:space="preserve">“</w:t>
+      </w:r>
+      <w:r>
+        <w:t xml:space="preserve">Can the door open all the way with the bench there?</w:t>
+      </w:r>
+      <w:r>
+        <w:t xml:space="preserve">”</w:t>
+      </w:r>
+    </w:p>
+    <w:p>
+      <w:pPr>
+        <w:numPr>
+          <w:ilvl w:val="0"/>
+          <w:numId w:val="1006"/>
+        </w:numPr>
+        <w:pStyle w:val="Compact"/>
+      </w:pPr>
+      <w:r>
+        <w:t xml:space="preserve">“</w:t>
+      </w:r>
+      <w:r>
+        <w:t xml:space="preserve">Where do I put the baby down while I get the wipes?</w:t>
+      </w:r>
+      <w:r>
+        <w:t xml:space="preserve">”</w:t>
+      </w:r>
+    </w:p>
+    <w:p>
+      <w:pPr>
+        <w:numPr>
+          <w:ilvl w:val="0"/>
+          <w:numId w:val="1006"/>
+        </w:numPr>
+        <w:pStyle w:val="Compact"/>
+      </w:pPr>
+      <w:r>
+        <w:t xml:space="preserve">Guess yours now. Write the answer in one sentence.</w:t>
       </w:r>
       <w:r>
         <w:t xml:space="preserve"> </w:t>
       </w:r>
       <w:r>
-        <w:t xml:space="preserve">Image: a filled pitch planner with the</w:t>
+        <w:t xml:space="preserve">Notes: The answer has to contain a number or a feature from the plan, the sheet, or the model.</w:t>
       </w:r>
       <w:r>
         <w:t xml:space="preserve"> </w:t>
@@ -388,7 +476,7 @@
         <w:t xml:space="preserve">“</w:t>
       </w:r>
       <w:r>
-        <w:t xml:space="preserve">who says it</w:t>
+        <w:t xml:space="preserve">We would figure that out</w:t>
       </w:r>
       <w:r>
         <w:t xml:space="preserve">”</w:t>
@@ -397,222 +485,101 @@
         <w:t xml:space="preserve"> </w:t>
       </w:r>
       <w:r>
-        <w:t xml:space="preserve">column completed.</w:t>
+        <w:t xml:space="preserve">is not an answer.</w:t>
       </w:r>
     </w:p>
     <w:p>
       <w:pPr>
         <w:pStyle w:val="Heading2"/>
       </w:pPr>
-      <w:bookmarkStart w:id="26" w:name="slide-6-guess-the-clients-question"/>
-      <w:r>
-        <w:t xml:space="preserve">Slide 6: Guess the client’s question</w:t>
-      </w:r>
-      <w:bookmarkEnd w:id="26"/>
-    </w:p>
-    <w:p>
-      <w:pPr>
-        <w:numPr>
-          <w:ilvl w:val="0"/>
-          <w:numId w:val="1006"/>
-        </w:numPr>
-        <w:pStyle w:val="Compact"/>
-      </w:pPr>
-      <w:r>
-        <w:t xml:space="preserve">After sixty seconds, your client asks one question from the card</w:t>
-      </w:r>
-    </w:p>
-    <w:p>
-      <w:pPr>
-        <w:numPr>
-          <w:ilvl w:val="0"/>
-          <w:numId w:val="1006"/>
-        </w:numPr>
-        <w:pStyle w:val="Compact"/>
-      </w:pPr>
+      <w:bookmarkStart w:id="27" w:name="slide-7-round-one"/>
+      <w:r>
+        <w:t xml:space="preserve">Slide 7: Round one</w:t>
+      </w:r>
+      <w:bookmarkEnd w:id="27"/>
+    </w:p>
+    <w:p>
+      <w:pPr>
+        <w:numPr>
+          <w:ilvl w:val="0"/>
+          <w:numId w:val="1007"/>
+        </w:numPr>
+        <w:pStyle w:val="Compact"/>
+      </w:pPr>
+      <w:r>
+        <w:t xml:space="preserve">Half the teams pitch at their station. The other half are the clients.</w:t>
+      </w:r>
+    </w:p>
+    <w:p>
+      <w:pPr>
+        <w:numPr>
+          <w:ilvl w:val="0"/>
+          <w:numId w:val="1007"/>
+        </w:numPr>
+        <w:pStyle w:val="Compact"/>
+      </w:pPr>
+      <w:r>
+        <w:t xml:space="preserve">The client holds the card and listens as that person</w:t>
+      </w:r>
+    </w:p>
+    <w:p>
+      <w:pPr>
+        <w:numPr>
+          <w:ilvl w:val="0"/>
+          <w:numId w:val="1007"/>
+        </w:numPr>
+        <w:pStyle w:val="Compact"/>
+      </w:pPr>
+      <w:r>
+        <w:t xml:space="preserve">Sixty seconds, then the timer stops you</w:t>
+      </w:r>
+    </w:p>
+    <w:p>
+      <w:pPr>
+        <w:numPr>
+          <w:ilvl w:val="0"/>
+          <w:numId w:val="1007"/>
+        </w:numPr>
+        <w:pStyle w:val="Compact"/>
+      </w:pPr>
+      <w:r>
+        <w:t xml:space="preserve">The client asks one question. One sentence back.</w:t>
+      </w:r>
+    </w:p>
+    <w:p>
+      <w:pPr>
+        <w:numPr>
+          <w:ilvl w:val="0"/>
+          <w:numId w:val="1007"/>
+        </w:numPr>
+        <w:pStyle w:val="Compact"/>
+      </w:pPr>
+      <w:r>
+        <w:t xml:space="preserve">Clients rotate between pitches, so every listener hears two</w:t>
+      </w:r>
+      <w:r>
+        <w:t xml:space="preserve"> </w:t>
+      </w:r>
+      <w:r>
+        <w:t xml:space="preserve">Notes: Nine minutes. Score the five parts and</w:t>
+      </w:r>
+      <w:r>
+        <w:t xml:space="preserve"> </w:t>
+      </w:r>
       <w:r>
         <w:t xml:space="preserve">“</w:t>
       </w:r>
       <w:r>
-        <w:t xml:space="preserve">Where does my walker go at night?</w:t>
+        <w:t xml:space="preserve">every teammate spoke</w:t>
       </w:r>
       <w:r>
         <w:t xml:space="preserve">”</w:t>
       </w:r>
-    </w:p>
-    <w:p>
-      <w:pPr>
-        <w:numPr>
-          <w:ilvl w:val="0"/>
-          <w:numId w:val="1006"/>
-        </w:numPr>
-        <w:pStyle w:val="Compact"/>
-      </w:pPr>
-      <w:r>
-        <w:t xml:space="preserve">“</w:t>
-      </w:r>
-      <w:r>
-        <w:t xml:space="preserve">Can the door open all the way with the bench there?</w:t>
-      </w:r>
-      <w:r>
-        <w:t xml:space="preserve">”</w:t>
-      </w:r>
-    </w:p>
-    <w:p>
-      <w:pPr>
-        <w:numPr>
-          <w:ilvl w:val="0"/>
-          <w:numId w:val="1006"/>
-        </w:numPr>
-        <w:pStyle w:val="Compact"/>
-      </w:pPr>
-      <w:r>
-        <w:t xml:space="preserve">“</w:t>
-      </w:r>
-      <w:r>
-        <w:t xml:space="preserve">Where do I put the baby down while I get the wipes?</w:t>
-      </w:r>
-      <w:r>
-        <w:t xml:space="preserve">”</w:t>
-      </w:r>
-    </w:p>
-    <w:p>
-      <w:pPr>
-        <w:numPr>
-          <w:ilvl w:val="0"/>
-          <w:numId w:val="1006"/>
-        </w:numPr>
-        <w:pStyle w:val="Compact"/>
-      </w:pPr>
-      <w:r>
-        <w:t xml:space="preserve">Guess yours now. Write the answer in one sentence.</w:t>
-      </w:r>
       <w:r>
         <w:t xml:space="preserve"> </w:t>
       </w:r>
       <w:r>
-        <w:t xml:space="preserve">Notes: The answer has to contain a number or a feature from the plan, the sheet, or the model.</w:t>
-      </w:r>
-      <w:r>
-        <w:t xml:space="preserve"> </w:t>
-      </w:r>
-      <w:r>
-        <w:t xml:space="preserve">“</w:t>
-      </w:r>
-      <w:r>
-        <w:t xml:space="preserve">We would figure that out</w:t>
-      </w:r>
-      <w:r>
-        <w:t xml:space="preserve">”</w:t>
-      </w:r>
-      <w:r>
-        <w:t xml:space="preserve"> </w:t>
-      </w:r>
-      <w:r>
-        <w:t xml:space="preserve">is not an answer.</w:t>
-      </w:r>
-    </w:p>
-    <w:p>
-      <w:pPr>
-        <w:pStyle w:val="Heading2"/>
-      </w:pPr>
-      <w:bookmarkStart w:id="27" w:name="slide-7-round-one"/>
-      <w:r>
-        <w:t xml:space="preserve">Slide 7: Round one</w:t>
-      </w:r>
-      <w:bookmarkEnd w:id="27"/>
-    </w:p>
-    <w:p>
-      <w:pPr>
-        <w:numPr>
-          <w:ilvl w:val="0"/>
-          <w:numId w:val="1007"/>
-        </w:numPr>
-        <w:pStyle w:val="Compact"/>
-      </w:pPr>
-      <w:r>
-        <w:t xml:space="preserve">Half the teams pitch at their station. The other half are the clients.</w:t>
-      </w:r>
-    </w:p>
-    <w:p>
-      <w:pPr>
-        <w:numPr>
-          <w:ilvl w:val="0"/>
-          <w:numId w:val="1007"/>
-        </w:numPr>
-        <w:pStyle w:val="Compact"/>
-      </w:pPr>
-      <w:r>
-        <w:t xml:space="preserve">The client holds the card and listens as that person</w:t>
-      </w:r>
-    </w:p>
-    <w:p>
-      <w:pPr>
-        <w:numPr>
-          <w:ilvl w:val="0"/>
-          <w:numId w:val="1007"/>
-        </w:numPr>
-        <w:pStyle w:val="Compact"/>
-      </w:pPr>
-      <w:r>
-        <w:t xml:space="preserve">Sixty seconds, then the timer stops you</w:t>
-      </w:r>
-    </w:p>
-    <w:p>
-      <w:pPr>
-        <w:numPr>
-          <w:ilvl w:val="0"/>
-          <w:numId w:val="1007"/>
-        </w:numPr>
-        <w:pStyle w:val="Compact"/>
-      </w:pPr>
-      <w:r>
-        <w:t xml:space="preserve">The client asks one question. One sentence back.</w:t>
-      </w:r>
-    </w:p>
-    <w:p>
-      <w:pPr>
-        <w:numPr>
-          <w:ilvl w:val="0"/>
-          <w:numId w:val="1007"/>
-        </w:numPr>
-        <w:pStyle w:val="Compact"/>
-      </w:pPr>
-      <w:r>
-        <w:t xml:space="preserve">Clients rotate between pitches, so every listener hears two</w:t>
-      </w:r>
-      <w:r>
-        <w:t xml:space="preserve"> </w:t>
-      </w:r>
-      <w:r>
-        <w:t xml:space="preserve">Notes: Nine minutes. Score the five parts and</w:t>
-      </w:r>
-      <w:r>
-        <w:t xml:space="preserve"> </w:t>
-      </w:r>
-      <w:r>
-        <w:t xml:space="preserve">“</w:t>
-      </w:r>
-      <w:r>
-        <w:t xml:space="preserve">every teammate spoke</w:t>
-      </w:r>
-      <w:r>
-        <w:t xml:space="preserve">”</w:t>
-      </w:r>
-      <w:r>
-        <w:t xml:space="preserve"> </w:t>
-      </w:r>
-      <w:r>
         <w:t xml:space="preserve">on the clipboard sheet as you go.</w:t>
-      </w:r>
-      <w:r>
-        <w:t xml:space="preserve"> </w:t>
-      </w:r>
-      <w:r>
-        <w:rPr>
-          <w:rStyle w:val="TeacherNote"/>
-        </w:rPr>
-        <w:t xml:space="preserve">[Sal: if a period has an odd number of teams, you are the client for one.]</w:t>
       </w:r>
     </w:p>
     <w:p>
